--- a/docs/ajba_submission/manuscript_ajba_inline_review.docx
+++ b/docs/ajba_submission/manuscript_ajba_inline_review.docx
@@ -1274,7 +1274,7 @@
         <w:pStyle w:val="Heading2"/>
       </w:pPr>
       <w:r>
-        <w:t>Population structure and robustness</w:t>
+        <w:t>Population structure</w:t>
       </w:r>
     </w:p>
     <w:p>
@@ -1287,7 +1287,7 @@
           <w:i w:val="0"/>
           <w:sz w:val="24"/>
         </w:rPr>
-        <w:t>The representative heat maps showed broad regional blocks and a stronger Oceanian contrast in the Denisovan profile (Figure 2). The complete 66-population heat map is provided as Figure S1. Negative distance correlations were examined across admixture exclusions, within-dataset subsets, minimum sample sizes, and regional omissions (Figure 3). Window-size results at 250 kb, 500 kb, and 1 Mb are shown in Figure S2. These analyses were treated as robustness checks rather than independent confirmatory tests.</w:t>
+        <w:t>The representative heat maps showed broad regional blocks and a stronger Oceanian contrast in the Denisovan profile (Figure 2). The complete 66-population heat map is provided as Figure S1.</w:t>
       </w:r>
     </w:p>
     <w:p>
@@ -1346,6 +1346,102 @@
     </w:p>
     <w:p>
       <w:pPr>
+        <w:pStyle w:val="Heading2"/>
+      </w:pPr>
+      <w:r>
+        <w:t>Schematic dispersal context</w:t>
+      </w:r>
+    </w:p>
+    <w:p>
+      <w:pPr>
+        <w:ind w:firstLine="432"/>
+      </w:pPr>
+      <w:r>
+        <w:rPr>
+          <w:rFonts w:ascii="Times New Roman" w:hAnsi="Times New Roman"/>
+          <w:i w:val="0"/>
+          <w:sz w:val="24"/>
+        </w:rPr>
+        <w:t>A polygon-based Minard diagram retains the dispersal and archaic-introgression context developed for the earlier BioEssays version (Figure 3). Band widths, branch positions, and event placement are schematic and are not estimates from the present pairwise analysis.</w:t>
+      </w:r>
+    </w:p>
+    <w:p>
+      <w:pPr>
+        <w:spacing w:before="320"/>
+        <w:jc w:val="center"/>
+      </w:pPr>
+      <w:r>
+        <w:drawing>
+          <wp:inline xmlns:a="http://schemas.openxmlformats.org/drawingml/2006/main" xmlns:pic="http://schemas.openxmlformats.org/drawingml/2006/picture">
+            <wp:extent cx="5806440" cy="3008334"/>
+            <wp:docPr id="3" name="Picture 3"/>
+            <wp:cNvGraphicFramePr>
+              <a:graphicFrameLocks noChangeAspect="1"/>
+            </wp:cNvGraphicFramePr>
+            <a:graphic>
+              <a:graphicData uri="http://schemas.openxmlformats.org/drawingml/2006/picture">
+                <pic:pic>
+                  <pic:nvPicPr>
+                    <pic:cNvPr id="0" name="fig3_minard_migration.png"/>
+                    <pic:cNvPicPr/>
+                  </pic:nvPicPr>
+                  <pic:blipFill>
+                    <a:blip r:embed="rId11"/>
+                    <a:stretch>
+                      <a:fillRect/>
+                    </a:stretch>
+                  </pic:blipFill>
+                  <pic:spPr>
+                    <a:xfrm>
+                      <a:off x="0" y="0"/>
+                      <a:ext cx="5806440" cy="3008334"/>
+                    </a:xfrm>
+                    <a:prstGeom prst="rect"/>
+                  </pic:spPr>
+                </pic:pic>
+              </a:graphicData>
+            </a:graphic>
+          </wp:inline>
+        </w:drawing>
+      </w:r>
+    </w:p>
+    <w:p>
+      <w:pPr>
+        <w:spacing w:before="200" w:line="276" w:lineRule="auto"/>
+      </w:pPr>
+      <w:r>
+        <w:rPr>
+          <w:b/>
+        </w:rPr>
+        <w:t xml:space="preserve">Figure 3. </w:t>
+      </w:r>
+      <w:r>
+        <w:t>Polygon-based Minard-style schematic of human dispersal and archaic introgression. Band widths, branch positions, and event placement are illustrative and do not estimate migration magnitude, ancestry proportion, or a route supported by the present analysis.</w:t>
+      </w:r>
+    </w:p>
+    <w:p>
+      <w:pPr>
+        <w:pStyle w:val="Heading2"/>
+      </w:pPr>
+      <w:r>
+        <w:t>Robustness analyses</w:t>
+      </w:r>
+    </w:p>
+    <w:p>
+      <w:pPr>
+        <w:ind w:firstLine="432"/>
+      </w:pPr>
+      <w:r>
+        <w:rPr>
+          <w:rFonts w:ascii="Times New Roman" w:hAnsi="Times New Roman"/>
+          <w:i w:val="0"/>
+          <w:sz w:val="24"/>
+        </w:rPr>
+        <w:t>Negative distance correlations were examined across admixture exclusions, within-dataset subsets, minimum sample sizes, and regional omissions (Figure 4). Window-size results at 250 kb, 500 kb, and 1 Mb are shown in Figure S2. These analyses were treated as robustness checks rather than independent confirmatory tests.</w:t>
+      </w:r>
+    </w:p>
+    <w:p>
+      <w:pPr>
         <w:spacing w:before="320"/>
         <w:jc w:val="center"/>
       </w:pPr>
@@ -1353,7 +1449,7 @@
         <w:drawing>
           <wp:inline xmlns:a="http://schemas.openxmlformats.org/drawingml/2006/main" xmlns:pic="http://schemas.openxmlformats.org/drawingml/2006/picture">
             <wp:extent cx="5806440" cy="4035734"/>
-            <wp:docPr id="3" name="Picture 3"/>
+            <wp:docPr id="4" name="Picture 4"/>
             <wp:cNvGraphicFramePr>
               <a:graphicFrameLocks noChangeAspect="1"/>
             </wp:cNvGraphicFramePr>
@@ -1365,7 +1461,7 @@
                     <pic:cNvPicPr/>
                   </pic:nvPicPr>
                   <pic:blipFill>
-                    <a:blip r:embed="rId11"/>
+                    <a:blip r:embed="rId12"/>
                     <a:stretch>
                       <a:fillRect/>
                     </a:stretch>
@@ -1392,7 +1488,7 @@
         <w:rPr>
           <w:b/>
         </w:rPr>
-        <w:t xml:space="preserve">Figure 3. </w:t>
+        <w:t xml:space="preserve">Figure 4. </w:t>
       </w:r>
       <w:r>
         <w:t>Descriptive distance correlations across population, sample-size, dataset, zero-distance, and leave-one-continent-out sensitivities.</w:t>
@@ -1437,7 +1533,7 @@
           <w:i w:val="0"/>
           <w:sz w:val="24"/>
         </w:rPr>
-        <w:t>The 500-kb ABO-centered scan identified 834 Neanderthal or Both source segments, of which 129 overlapped the ABO gene. Of the 834 interval segments, 335 had tied maximum reference similarity and were not forced to a lineage. In the Indigenous American HGDP subset, one Pima segment overlapped ABO and one Maya segment lay downstream within the wider interval. Both were Vindija-closest, but two segments among 41 represented individuals do not support a regional proportion or migration-route inference (Figure 4; Table 2). O2 frequencies, an Ancient North Eurasian context diagram, and the non-comparable ancient-window extraction are provided only as Figure S3, Figure S4, and Figure S5.</w:t>
+        <w:t>The 500-kb ABO-centered scan identified 834 Neanderthal or Both source segments, of which 129 overlapped the ABO gene. Of the 834 interval segments, 335 had tied maximum reference similarity and were not forced to a lineage. In the Indigenous American HGDP subset, one Pima segment overlapped ABO and one Maya segment lay downstream within the wider interval. Both were Vindija-closest, but two segments among 41 represented individuals do not support a regional proportion or migration-route inference (Figure 5; Table 2).</w:t>
       </w:r>
     </w:p>
     <w:p>
@@ -1449,7 +1545,7 @@
         <w:drawing>
           <wp:inline xmlns:a="http://schemas.openxmlformats.org/drawingml/2006/main" xmlns:pic="http://schemas.openxmlformats.org/drawingml/2006/picture">
             <wp:extent cx="5806440" cy="2936455"/>
-            <wp:docPr id="4" name="Picture 4"/>
+            <wp:docPr id="5" name="Picture 5"/>
             <wp:cNvGraphicFramePr>
               <a:graphicFrameLocks noChangeAspect="1"/>
             </wp:cNvGraphicFramePr>
@@ -1461,7 +1557,7 @@
                     <pic:cNvPicPr/>
                   </pic:nvPicPr>
                   <pic:blipFill>
-                    <a:blip r:embed="rId12"/>
+                    <a:blip r:embed="rId13"/>
                     <a:stretch>
                       <a:fillRect/>
                     </a:stretch>
@@ -1488,7 +1584,7 @@
         <w:rPr>
           <w:b/>
         </w:rPr>
-        <w:t xml:space="preserve">Figure 4. </w:t>
+        <w:t xml:space="preserve">Figure 5. </w:t>
       </w:r>
       <w:r>
         <w:t>Secondary ABO-centered analysis. Closest-reference counts retain tied maxima. The Pima segment overlaps ABO; the Maya segment is within the wider interval but does not overlap the gene. Counts are segments, not regional frequencies.</w:t>
@@ -2565,6 +2661,243 @@
     </w:p>
     <w:p>
       <w:pPr>
+        <w:pStyle w:val="Heading2"/>
+      </w:pPr>
+      <w:r>
+        <w:t>ABO-related and global contextual figures</w:t>
+      </w:r>
+    </w:p>
+    <w:p>
+      <w:pPr>
+        <w:ind w:firstLine="432"/>
+      </w:pPr>
+      <w:r>
+        <w:rPr>
+          <w:rFonts w:ascii="Times New Roman" w:hAnsi="Times New Roman"/>
+          <w:i w:val="0"/>
+          <w:sz w:val="24"/>
+        </w:rPr>
+        <w:t>The O2-defining allele and ABO-window carrier summaries use different sources and are displayed descriptively rather than as an association analysis (Figure 6). The Ancient North Eurasian pathway is retained as a testable contextual hypothesis, not a route inferred from the two Indigenous American segment records (Figure 7). Ancient and modern ABO-window observations were produced by different pipelines and permit no formal temporal comparison (Figure 8). A literature-derived global bivariate map provides broad Neanderthal and Denisovan ancestry context; its approximate values were not used in the statistical models (Figure 9).</w:t>
+      </w:r>
+    </w:p>
+    <w:p>
+      <w:pPr>
+        <w:spacing w:before="320"/>
+        <w:jc w:val="center"/>
+      </w:pPr>
+      <w:r>
+        <w:drawing>
+          <wp:inline xmlns:a="http://schemas.openxmlformats.org/drawingml/2006/main" xmlns:pic="http://schemas.openxmlformats.org/drawingml/2006/picture">
+            <wp:extent cx="5806440" cy="3023664"/>
+            <wp:docPr id="6" name="Picture 6"/>
+            <wp:cNvGraphicFramePr>
+              <a:graphicFrameLocks noChangeAspect="1"/>
+            </wp:cNvGraphicFramePr>
+            <a:graphic>
+              <a:graphicData uri="http://schemas.openxmlformats.org/drawingml/2006/picture">
+                <pic:pic>
+                  <pic:nvPicPr>
+                    <pic:cNvPr id="0" name="fig6_o2_introgression.png"/>
+                    <pic:cNvPicPr/>
+                  </pic:nvPicPr>
+                  <pic:blipFill>
+                    <a:blip r:embed="rId14"/>
+                    <a:stretch>
+                      <a:fillRect/>
+                    </a:stretch>
+                  </pic:blipFill>
+                  <pic:spPr>
+                    <a:xfrm>
+                      <a:off x="0" y="0"/>
+                      <a:ext cx="5806440" cy="3023664"/>
+                    </a:xfrm>
+                    <a:prstGeom prst="rect"/>
+                  </pic:spPr>
+                </pic:pic>
+              </a:graphicData>
+            </a:graphic>
+          </wp:inline>
+        </w:drawing>
+      </w:r>
+    </w:p>
+    <w:p>
+      <w:pPr>
+        <w:spacing w:before="200" w:line="276" w:lineRule="auto"/>
+      </w:pPr>
+      <w:r>
+        <w:rPr>
+          <w:b/>
+        </w:rPr>
+        <w:t xml:space="preserve">Figure 6. </w:t>
+      </w:r>
+      <w:r>
+        <w:t>O2-defining allele frequencies and ABO-window segment-carrier frequencies. The panels use different sources and are not an association analysis; proximity does not establish that the O2 allele is Neanderthal-derived.</w:t>
+      </w:r>
+    </w:p>
+    <w:p>
+      <w:pPr>
+        <w:spacing w:before="320"/>
+        <w:jc w:val="center"/>
+      </w:pPr>
+      <w:r>
+        <w:drawing>
+          <wp:inline xmlns:a="http://schemas.openxmlformats.org/drawingml/2006/main" xmlns:pic="http://schemas.openxmlformats.org/drawingml/2006/picture">
+            <wp:extent cx="5806440" cy="3231003"/>
+            <wp:docPr id="7" name="Picture 7"/>
+            <wp:cNvGraphicFramePr>
+              <a:graphicFrameLocks noChangeAspect="1"/>
+            </wp:cNvGraphicFramePr>
+            <a:graphic>
+              <a:graphicData uri="http://schemas.openxmlformats.org/drawingml/2006/picture">
+                <pic:pic>
+                  <pic:nvPicPr>
+                    <pic:cNvPr id="0" name="fig7_ane_model.png"/>
+                    <pic:cNvPicPr/>
+                  </pic:nvPicPr>
+                  <pic:blipFill>
+                    <a:blip r:embed="rId15"/>
+                    <a:stretch>
+                      <a:fillRect/>
+                    </a:stretch>
+                  </pic:blipFill>
+                  <pic:spPr>
+                    <a:xfrm>
+                      <a:off x="0" y="0"/>
+                      <a:ext cx="5806440" cy="3231003"/>
+                    </a:xfrm>
+                    <a:prstGeom prst="rect"/>
+                  </pic:spPr>
+                </pic:pic>
+              </a:graphicData>
+            </a:graphic>
+          </wp:inline>
+        </w:drawing>
+      </w:r>
+    </w:p>
+    <w:p>
+      <w:pPr>
+        <w:spacing w:before="200" w:line="276" w:lineRule="auto"/>
+      </w:pPr>
+      <w:r>
+        <w:rPr>
+          <w:b/>
+        </w:rPr>
+        <w:t xml:space="preserve">Figure 7. </w:t>
+      </w:r>
+      <w:r>
+        <w:t>Ancient North Eurasian contextual hypothesis. Dashed arrows represent a testable narrative, not evidence that either observed segment followed the illustrated route.</w:t>
+      </w:r>
+    </w:p>
+    <w:p>
+      <w:pPr>
+        <w:spacing w:before="320"/>
+        <w:jc w:val="center"/>
+      </w:pPr>
+      <w:r>
+        <w:drawing>
+          <wp:inline xmlns:a="http://schemas.openxmlformats.org/drawingml/2006/main" xmlns:pic="http://schemas.openxmlformats.org/drawingml/2006/picture">
+            <wp:extent cx="5806440" cy="3049275"/>
+            <wp:docPr id="8" name="Picture 8"/>
+            <wp:cNvGraphicFramePr>
+              <a:graphicFrameLocks noChangeAspect="1"/>
+            </wp:cNvGraphicFramePr>
+            <a:graphic>
+              <a:graphicData uri="http://schemas.openxmlformats.org/drawingml/2006/picture">
+                <pic:pic>
+                  <pic:nvPicPr>
+                    <pic:cNvPr id="0" name="fig8_temporal_dynamics.png"/>
+                    <pic:cNvPicPr/>
+                  </pic:nvPicPr>
+                  <pic:blipFill>
+                    <a:blip r:embed="rId16"/>
+                    <a:stretch>
+                      <a:fillRect/>
+                    </a:stretch>
+                  </pic:blipFill>
+                  <pic:spPr>
+                    <a:xfrm>
+                      <a:off x="0" y="0"/>
+                      <a:ext cx="5806440" cy="3049275"/>
+                    </a:xfrm>
+                    <a:prstGeom prst="rect"/>
+                  </pic:spPr>
+                </pic:pic>
+              </a:graphicData>
+            </a:graphic>
+          </wp:inline>
+        </w:drawing>
+      </w:r>
+    </w:p>
+    <w:p>
+      <w:pPr>
+        <w:spacing w:before="200" w:line="276" w:lineRule="auto"/>
+      </w:pPr>
+      <w:r>
+        <w:rPr>
+          <w:b/>
+        </w:rPr>
+        <w:t xml:space="preserve">Figure 8. </w:t>
+      </w:r>
+      <w:r>
+        <w:t>Descriptive ancient and modern ABO-window summaries generated by different pipelines; no formal temporal comparison is made.</w:t>
+      </w:r>
+    </w:p>
+    <w:p>
+      <w:pPr>
+        <w:spacing w:before="320"/>
+        <w:jc w:val="center"/>
+      </w:pPr>
+      <w:r>
+        <w:drawing>
+          <wp:inline xmlns:a="http://schemas.openxmlformats.org/drawingml/2006/main" xmlns:pic="http://schemas.openxmlformats.org/drawingml/2006/picture">
+            <wp:extent cx="5806440" cy="3516467"/>
+            <wp:docPr id="9" name="Picture 9"/>
+            <wp:cNvGraphicFramePr>
+              <a:graphicFrameLocks noChangeAspect="1"/>
+            </wp:cNvGraphicFramePr>
+            <a:graphic>
+              <a:graphicData uri="http://schemas.openxmlformats.org/drawingml/2006/picture">
+                <pic:pic>
+                  <pic:nvPicPr>
+                    <pic:cNvPr id="0" name="fig9_bivariate_world_map.png"/>
+                    <pic:cNvPicPr/>
+                  </pic:nvPicPr>
+                  <pic:blipFill>
+                    <a:blip r:embed="rId17"/>
+                    <a:stretch>
+                      <a:fillRect/>
+                    </a:stretch>
+                  </pic:blipFill>
+                  <pic:spPr>
+                    <a:xfrm>
+                      <a:off x="0" y="0"/>
+                      <a:ext cx="5806440" cy="3516467"/>
+                    </a:xfrm>
+                    <a:prstGeom prst="rect"/>
+                  </pic:spPr>
+                </pic:pic>
+              </a:graphicData>
+            </a:graphic>
+          </wp:inline>
+        </w:drawing>
+      </w:r>
+    </w:p>
+    <w:p>
+      <w:pPr>
+        <w:spacing w:before="200" w:line="276" w:lineRule="auto"/>
+      </w:pPr>
+      <w:r>
+        <w:rPr>
+          <w:b/>
+        </w:rPr>
+        <w:t xml:space="preserve">Figure 9. </w:t>
+      </w:r>
+      <w:r>
+        <w:t>Literature-derived global context. Circle size represents approximate Neanderthal ancestry and color intensity represents approximate Denisovan ancestry. Values were not used in the pairwise statistical models.</w:t>
+      </w:r>
+    </w:p>
+    <w:p>
+      <w:pPr>
         <w:pStyle w:val="Heading1"/>
       </w:pPr>
       <w:r>
